--- a/Szakdolgozat_tematerv/Szakdolgozat_tematerv.docx
+++ b/Szakdolgozat_tematerv/Szakdolgozat_tematerv.docx
@@ -328,7 +328,7 @@
           <w:sz w:val="24"/>
           <w:szCs w:val="24"/>
         </w:rPr>
-        <w:t xml:space="preserve"> kínál a fejlesztőknek, kutatóknak a természettudományok területén is. Nem beszélve a megszámlálhatatlan modult, ami a fejlesztők rendelkezésére áll. </w:t>
+        <w:t xml:space="preserve"> kínál a fejlesztőknek, kutatóknak a természettudományok területén is. Nem beszélve a megszámlálhatatlan modulról, ami a fejlesztők rendelkezésére áll. </w:t>
       </w:r>
     </w:p>
     <w:p>
@@ -401,104 +401,149 @@
           <w:sz w:val="24"/>
           <w:szCs w:val="24"/>
         </w:rPr>
-        <w:t>A neurális hálózatok felhasználási területe nagyon széleskörű, ezek közül a kiemelném szakdolgozatom témajaként is választott, a járműveket is irányítani képes, egyébként rengeteg más, például az orvoslás területén is használt, genetikus tanuló algoritmusokat.</w:t>
-      </w:r>
-    </w:p>
-    <w:p>
-      <w:pPr>
-        <w:pStyle w:val="Normal"/>
-        <w:bidi w:val="0"/>
-        <w:spacing w:before="0" w:beforeAutospacing="off" w:after="160" w:afterAutospacing="off" w:line="259" w:lineRule="auto"/>
-        <w:ind w:left="0" w:right="0" w:firstLine="708"/>
-        <w:jc w:val="left"/>
-        <w:rPr>
-          <w:rFonts w:ascii="Times New Roman" w:hAnsi="Times New Roman" w:cs="Times New Roman"/>
-          <w:sz w:val="24"/>
-          <w:szCs w:val="24"/>
-        </w:rPr>
-      </w:pPr>
-      <w:r>
-        <w:rPr>
-          <w:rFonts w:ascii="Times New Roman" w:hAnsi="Times New Roman" w:cs="Times New Roman"/>
-          <w:sz w:val="24"/>
-          <w:szCs w:val="24"/>
-        </w:rPr>
-        <w:t xml:space="preserve">A genetikus algoritmusok a természetes szelekció folyamatát utánozzák, főleg optimalizálási és keresési problémákra használják fel őket. Ezek az algoritmusok egy megadott populációval kezdődnek, melynek minden egyes egyedét egy optimalizálási folyamatra fejlesztik ki. Az egyes individuumok rendelkeznek egy </w:t>
-      </w:r>
-      <w:r>
-        <w:rPr>
-          <w:rFonts w:ascii="Times New Roman" w:hAnsi="Times New Roman" w:cs="Times New Roman"/>
-          <w:sz w:val="24"/>
-          <w:szCs w:val="24"/>
-        </w:rPr>
-        <w:t>tulajdonsággal,</w:t>
-      </w:r>
-      <w:r>
-        <w:rPr>
-          <w:rFonts w:ascii="Times New Roman" w:hAnsi="Times New Roman" w:cs="Times New Roman"/>
-          <w:sz w:val="24"/>
-          <w:szCs w:val="24"/>
-        </w:rPr>
-        <w:t xml:space="preserve"> ami változhat, </w:t>
-      </w:r>
-      <w:r>
-        <w:rPr>
-          <w:rFonts w:ascii="Times New Roman" w:hAnsi="Times New Roman" w:cs="Times New Roman"/>
-          <w:sz w:val="24"/>
-          <w:szCs w:val="24"/>
-        </w:rPr>
-        <w:t>mutálódhat</w:t>
-      </w:r>
-      <w:r>
-        <w:rPr>
-          <w:rFonts w:ascii="Times New Roman" w:hAnsi="Times New Roman" w:cs="Times New Roman"/>
-          <w:sz w:val="24"/>
-          <w:szCs w:val="24"/>
-        </w:rPr>
-        <w:t>, ezzel elősegítve a fejlődést.</w:t>
+        <w:t>A neurális hálózatok felhasználási területe nagyon széleskörű, ezek közül a kiemelném szakdolgozatom témajaként is választott, a járműveket is vezérelni képes, egyébként rengeteg más területen h</w:t>
+      </w:r>
+      <w:r>
+        <w:rPr>
+          <w:rFonts w:ascii="Times New Roman" w:hAnsi="Times New Roman" w:cs="Times New Roman"/>
+          <w:sz w:val="24"/>
+          <w:szCs w:val="24"/>
+        </w:rPr>
+        <w:t xml:space="preserve">asznált, </w:t>
+      </w:r>
+      <w:r>
+        <w:rPr>
+          <w:rFonts w:ascii="Times New Roman" w:hAnsi="Times New Roman" w:cs="Times New Roman"/>
+          <w:sz w:val="24"/>
+          <w:szCs w:val="24"/>
+        </w:rPr>
+        <w:t>backpr</w:t>
+      </w:r>
+      <w:r>
+        <w:rPr>
+          <w:rFonts w:ascii="Times New Roman" w:hAnsi="Times New Roman" w:cs="Times New Roman"/>
+          <w:sz w:val="24"/>
+          <w:szCs w:val="24"/>
+        </w:rPr>
+        <w:t>opagation</w:t>
+      </w:r>
+      <w:r>
+        <w:rPr>
+          <w:rFonts w:ascii="Times New Roman" w:hAnsi="Times New Roman" w:cs="Times New Roman"/>
+          <w:sz w:val="24"/>
+          <w:szCs w:val="24"/>
+        </w:rPr>
+        <w:t xml:space="preserve"> (</w:t>
+      </w:r>
+      <w:r>
+        <w:rPr>
+          <w:rFonts w:ascii="Times New Roman" w:hAnsi="Times New Roman" w:eastAsia="Times New Roman" w:cs="Times New Roman"/>
+          <w:noProof w:val="0"/>
+          <w:sz w:val="24"/>
+          <w:szCs w:val="24"/>
+          <w:lang w:val="hu-HU"/>
+        </w:rPr>
+        <w:t>hiba-visszaterjesztéses</w:t>
+      </w:r>
+      <w:r>
+        <w:rPr>
+          <w:rFonts w:ascii="Times New Roman" w:hAnsi="Times New Roman" w:cs="Times New Roman"/>
+          <w:sz w:val="24"/>
+          <w:szCs w:val="24"/>
+        </w:rPr>
+        <w:t>) algoritmusokat.</w:t>
       </w:r>
     </w:p>
     <w:p>
       <w:pPr>
         <w:pStyle w:val="Normal"/>
         <w:ind w:firstLine="708"/>
-        <w:rPr>
-          <w:rFonts w:ascii="Times New Roman" w:hAnsi="Times New Roman" w:cs="Times New Roman"/>
-          <w:sz w:val="24"/>
-          <w:szCs w:val="24"/>
-        </w:rPr>
-      </w:pPr>
-      <w:r>
-        <w:rPr>
-          <w:rFonts w:ascii="Times New Roman" w:hAnsi="Times New Roman" w:cs="Times New Roman"/>
-          <w:sz w:val="24"/>
-          <w:szCs w:val="24"/>
-        </w:rPr>
-        <w:t>A NEAT (</w:t>
-      </w:r>
-      <w:r>
-        <w:rPr>
-          <w:rFonts w:ascii="Times New Roman" w:hAnsi="Times New Roman" w:cs="Times New Roman"/>
-          <w:sz w:val="24"/>
-          <w:szCs w:val="24"/>
-        </w:rPr>
-        <w:t>NeuroEvolution</w:t>
-      </w:r>
-      <w:r>
-        <w:rPr>
-          <w:rFonts w:ascii="Times New Roman" w:hAnsi="Times New Roman" w:cs="Times New Roman"/>
-          <w:sz w:val="24"/>
-          <w:szCs w:val="24"/>
-        </w:rPr>
-        <w:t xml:space="preserve"> of </w:t>
-      </w:r>
-      <w:r>
-        <w:rPr>
-          <w:rFonts w:ascii="Times New Roman" w:hAnsi="Times New Roman" w:cs="Times New Roman"/>
-          <w:sz w:val="24"/>
-          <w:szCs w:val="24"/>
-        </w:rPr>
-        <w:t>Augmenting</w:t>
+      </w:pPr>
+      <w:r>
+        <w:rPr>
+          <w:rFonts w:ascii="Times New Roman" w:hAnsi="Times New Roman" w:cs="Times New Roman"/>
+          <w:sz w:val="24"/>
+          <w:szCs w:val="24"/>
+        </w:rPr>
+        <w:t xml:space="preserve">A </w:t>
+      </w:r>
+      <w:r>
+        <w:rPr>
+          <w:rFonts w:ascii="Times New Roman" w:hAnsi="Times New Roman" w:cs="Times New Roman"/>
+          <w:sz w:val="24"/>
+          <w:szCs w:val="24"/>
+        </w:rPr>
+        <w:t>backpropagation</w:t>
+      </w:r>
+      <w:r>
+        <w:rPr>
+          <w:rFonts w:ascii="Times New Roman" w:hAnsi="Times New Roman" w:cs="Times New Roman"/>
+          <w:sz w:val="24"/>
+          <w:szCs w:val="24"/>
+        </w:rPr>
+        <w:t xml:space="preserve"> algoritmus egy olyan módszer, amely a gradienscsökkenést (gradient descent) használja a mesterséges neurális hálózatok felügyelt tanulásához. Adott egy mesterséges neurális hálózat és egy hibafüggvény, az eljárás kiszámítja a hibafüggvény gradiensét a neurális hálózat súlyaihoz képest.</w:t>
+      </w:r>
+    </w:p>
+    <w:p>
+      <w:pPr>
+        <w:pStyle w:val="Normal"/>
+        <w:ind w:firstLine="708"/>
+      </w:pPr>
+      <w:r>
+        <w:rPr>
+          <w:rFonts w:ascii="Times New Roman" w:hAnsi="Times New Roman" w:cs="Times New Roman"/>
+          <w:sz w:val="24"/>
+          <w:szCs w:val="24"/>
+        </w:rPr>
+        <w:t xml:space="preserve">A folyamat során a hibát visszavezetjük a hálózat </w:t>
+      </w:r>
+      <w:r>
+        <w:rPr>
+          <w:rFonts w:ascii="Times New Roman" w:hAnsi="Times New Roman" w:cs="Times New Roman"/>
+          <w:sz w:val="24"/>
+          <w:szCs w:val="24"/>
+        </w:rPr>
+        <w:t>rétegein</w:t>
+      </w:r>
+      <w:r>
+        <w:rPr>
+          <w:rFonts w:ascii="Times New Roman" w:hAnsi="Times New Roman" w:cs="Times New Roman"/>
+          <w:sz w:val="24"/>
+          <w:szCs w:val="24"/>
+        </w:rPr>
+        <w:t xml:space="preserve"> keresztül, hogy </w:t>
+      </w:r>
+      <w:r>
+        <w:rPr>
+          <w:rFonts w:ascii="Times New Roman" w:hAnsi="Times New Roman" w:cs="Times New Roman"/>
+          <w:sz w:val="24"/>
+          <w:szCs w:val="24"/>
+        </w:rPr>
+        <w:t>finomhangoljuk</w:t>
+      </w:r>
+      <w:r>
+        <w:rPr>
+          <w:rFonts w:ascii="Times New Roman" w:hAnsi="Times New Roman" w:cs="Times New Roman"/>
+          <w:sz w:val="24"/>
+          <w:szCs w:val="24"/>
+        </w:rPr>
+        <w:t xml:space="preserve"> a súlyokat. Ez azt jelenti, hogy a hálózat súlyait az előző iteráció hibája alapján állítjuk be. A súlyok megfelelő beállítása csökkenti a hibát és növeli a modell megbízhatóságát. Egyszerűen fogalmazva, a </w:t>
+      </w:r>
+      <w:r>
+        <w:rPr>
+          <w:rFonts w:ascii="Times New Roman" w:hAnsi="Times New Roman" w:cs="Times New Roman"/>
+          <w:sz w:val="24"/>
+          <w:szCs w:val="24"/>
+        </w:rPr>
+        <w:t>backpropagation</w:t>
+      </w:r>
+      <w:r>
+        <w:rPr>
+          <w:rFonts w:ascii="Times New Roman" w:hAnsi="Times New Roman" w:cs="Times New Roman"/>
+          <w:sz w:val="24"/>
+          <w:szCs w:val="24"/>
+        </w:rPr>
+        <w:t xml:space="preserve"> segít a neurális hálózatoknak “tanulni” és javítani teljesítményüket.</w:t>
       </w:r>
       <w:r>
         <w:rPr>
@@ -514,31 +559,7 @@
           <w:sz w:val="24"/>
           <w:szCs w:val="24"/>
         </w:rPr>
-        <w:t>Topologies</w:t>
-      </w:r>
-      <w:r>
-        <w:rPr>
-          <w:rFonts w:ascii="Times New Roman" w:hAnsi="Times New Roman" w:cs="Times New Roman"/>
-          <w:sz w:val="24"/>
-          <w:szCs w:val="24"/>
-        </w:rPr>
-        <w:t xml:space="preserve">) algoritmus egy olyan genetikus algoritmus, amely a fejlődő (evolválódó) neurális hálózatok generálására szolgál. Az algoritmus mind a súlyozási paramétereket, mind pedig a háló struktúráját képes megváltoztatni, megpróbálja megtalálni a legjobb </w:t>
-      </w:r>
-      <w:r>
-        <w:rPr>
-          <w:rFonts w:ascii="Times New Roman" w:hAnsi="Times New Roman" w:cs="Times New Roman"/>
-          <w:sz w:val="24"/>
-          <w:szCs w:val="24"/>
-        </w:rPr>
-        <w:t>egyedet (</w:t>
-      </w:r>
-      <w:r>
-        <w:rPr>
-          <w:rFonts w:ascii="Times New Roman" w:hAnsi="Times New Roman" w:cs="Times New Roman"/>
-          <w:sz w:val="24"/>
-          <w:szCs w:val="24"/>
-        </w:rPr>
-        <w:t>alfa egyed).</w:t>
+        <w:t xml:space="preserve"> </w:t>
       </w:r>
     </w:p>
     <w:p>
@@ -733,7 +754,7 @@
           <w:sz w:val="24"/>
           <w:szCs w:val="24"/>
         </w:rPr>
-        <w:t>Genetikus algoritmusok, NEAT algoritmus</w:t>
+        <w:t>Backpropagation algoritmus</w:t>
       </w:r>
     </w:p>
     <w:p>
@@ -1012,7 +1033,7 @@
           <w:sz w:val="24"/>
           <w:szCs w:val="24"/>
         </w:rPr>
-        <w:t>Genetikus algoritmusok – NEAT algoritmus</w:t>
+        <w:t>Backpropagation algoritmus</w:t>
       </w:r>
     </w:p>
     <w:p>
@@ -1097,7 +1118,7 @@
           <w:sz w:val="24"/>
           <w:szCs w:val="24"/>
         </w:rPr>
-        <w:t xml:space="preserve">Tanulási folyamat, NEAT algoritmus megvalósítása, </w:t>
+        <w:t xml:space="preserve">Tanulási folyamat, backpropagation algoritmus megvalósítása, </w:t>
       </w:r>
     </w:p>
     <w:p>
@@ -1206,7 +1227,7 @@
           <w:szCs w:val="24"/>
         </w:rPr>
       </w:pPr>
-      <w:hyperlink r:id="R3aa6e231bd14410e">
+      <w:hyperlink r:id="R99649b1e60614faa">
         <w:r>
           <w:rPr>
             <w:rStyle w:val="Hyperlink"/>
@@ -1231,32 +1252,7 @@
           <w:szCs w:val="24"/>
         </w:rPr>
       </w:pPr>
-      <w:hyperlink r:id="R3dc61bf073244126">
-        <w:r>
-          <w:rPr>
-            <w:rStyle w:val="Hyperlink"/>
-            <w:rFonts w:ascii="Times New Roman" w:hAnsi="Times New Roman" w:eastAsia="Times New Roman" w:cs="Times New Roman"/>
-            <w:sz w:val="24"/>
-            <w:szCs w:val="24"/>
-          </w:rPr>
-          <w:t>NEAT-Python</w:t>
-        </w:r>
-      </w:hyperlink>
-    </w:p>
-    <w:p>
-      <w:pPr>
-        <w:pStyle w:val="ListParagraph"/>
-        <w:numPr>
-          <w:ilvl w:val="0"/>
-          <w:numId w:val="11"/>
-        </w:numPr>
-        <w:rPr>
-          <w:rFonts w:ascii="Times New Roman" w:hAnsi="Times New Roman" w:eastAsia="Times New Roman" w:cs="Times New Roman"/>
-          <w:sz w:val="24"/>
-          <w:szCs w:val="24"/>
-        </w:rPr>
-      </w:pPr>
-      <w:hyperlink r:id="R565ba280c9164de5">
+      <w:hyperlink r:id="Ra5797428026d489b">
         <w:r>
           <w:rPr>
             <w:rStyle w:val="Hyperlink"/>
@@ -1281,7 +1277,7 @@
           <w:szCs w:val="24"/>
         </w:rPr>
       </w:pPr>
-      <w:hyperlink r:id="R735c5e028fa04863">
+      <w:hyperlink r:id="R1ce5e98dcb214d5e">
         <w:r>
           <w:rPr>
             <w:rStyle w:val="Hyperlink"/>
@@ -1576,19 +1572,9 @@
           <w:szCs w:val="22"/>
           <w:lang w:val="en"/>
         </w:rPr>
-        <w:t xml:space="preserve">Evolving Neural Networks through Augmenting Topologies -  Kenneth O. Stanley, Risto Miikkulainen – The MIT Press Journal </w:t>
-      </w:r>
-      <w:r>
-        <w:rPr>
-          <w:rFonts w:ascii="Times New Roman" w:hAnsi="Times New Roman" w:eastAsia="Times New Roman" w:cs="Times New Roman"/>
-          <w:noProof w:val="0"/>
-          <w:sz w:val="22"/>
-          <w:szCs w:val="22"/>
-          <w:lang w:val="en"/>
-        </w:rPr>
-        <w:t xml:space="preserve">( </w:t>
-      </w:r>
-      <w:hyperlink r:id="Ra506918a42424a2f">
+        <w:t xml:space="preserve">Back-Propagation and Other Differentiation Algorithms - Goodfellow, Ian; Bengio, Yoshua; Courville, Aaron - ( </w:t>
+      </w:r>
+      <w:hyperlink w:anchor="pf25" r:id="R8fd06c0b88e141e1">
         <w:r>
           <w:rPr>
             <w:rStyle w:val="Hyperlink"/>
@@ -1598,7 +1584,7 @@
             <w:szCs w:val="22"/>
             <w:lang w:val="en"/>
           </w:rPr>
-          <w:t>stanley.ec02.pdf (utexas.edu)</w:t>
+          <w:t>Deep Feedforward Networks</w:t>
         </w:r>
       </w:hyperlink>
       <w:r>
@@ -1631,9 +1617,9 @@
           <w:szCs w:val="22"/>
           <w:lang w:val="en"/>
         </w:rPr>
-        <w:t xml:space="preserve">Neuroevolution: A different kind of deep learning – Kenneth O. Stanley - ( </w:t>
-      </w:r>
-      <w:hyperlink r:id="Rf4f7812a390e458a">
+        <w:t xml:space="preserve">Backpropagation from scratch with Python ( </w:t>
+      </w:r>
+      <w:hyperlink r:id="R75df7203c2934f91">
         <w:r>
           <w:rPr>
             <w:rStyle w:val="Hyperlink"/>
@@ -1643,7 +1629,7 @@
             <w:szCs w:val="22"/>
             <w:lang w:val="en"/>
           </w:rPr>
-          <w:t>Neuroevolution: A different kind of deep learning – O’Reilly (oreilly.com)</w:t>
+          <w:t>pyimagesearch.com</w:t>
         </w:r>
       </w:hyperlink>
       <w:r>
@@ -1676,41 +1662,9 @@
           <w:szCs w:val="22"/>
           <w:lang w:val="en"/>
         </w:rPr>
-        <w:t xml:space="preserve">Real-Time Neuroevolution in the NERO Video Game – Kenneth O. Stanley, </w:t>
-      </w:r>
-      <w:r>
-        <w:rPr>
-          <w:rFonts w:ascii="Times New Roman" w:hAnsi="Times New Roman" w:eastAsia="Times New Roman" w:cs="Times New Roman"/>
-          <w:noProof w:val="0"/>
-          <w:sz w:val="22"/>
-          <w:szCs w:val="22"/>
-          <w:lang w:val="en"/>
-        </w:rPr>
-        <w:t>Bobby D. Bryant, Risto Miikkulainen</w:t>
-      </w:r>
-    </w:p>
-    <w:p>
-      <w:pPr>
-        <w:pStyle w:val="Normal"/>
-        <w:rPr>
-          <w:rFonts w:ascii="Times New Roman" w:hAnsi="Times New Roman" w:eastAsia="Times New Roman" w:cs="Times New Roman"/>
-          <w:noProof w:val="0"/>
-          <w:sz w:val="22"/>
-          <w:szCs w:val="22"/>
-          <w:lang w:val="en"/>
-        </w:rPr>
-      </w:pPr>
-      <w:r>
-        <w:rPr>
-          <w:rFonts w:ascii="Times New Roman" w:hAnsi="Times New Roman" w:eastAsia="Times New Roman" w:cs="Times New Roman"/>
-          <w:noProof w:val="0"/>
-          <w:sz w:val="22"/>
-          <w:szCs w:val="22"/>
-          <w:lang w:val="en"/>
-        </w:rPr>
-        <w:t xml:space="preserve">Efficient Evolution of Neural Network Topologies – Kenneth O. Stanley, Risto Miikkulainen -              ( </w:t>
-      </w:r>
-      <w:hyperlink r:id="R3e46209dc31b44c6">
+        <w:t xml:space="preserve">How the backpropagation algorithm works - Michael Aaron Nielsen - ( </w:t>
+      </w:r>
+      <w:hyperlink r:id="Rce01bc74d81c43f4">
         <w:r>
           <w:rPr>
             <w:rStyle w:val="Hyperlink"/>
@@ -1720,7 +1674,7 @@
             <w:szCs w:val="22"/>
             <w:lang w:val="en"/>
           </w:rPr>
-          <w:t>mycec-expand3.dvi (utexas.edu)</w:t>
+          <w:t>neuralnetworksanddeeplearning.com</w:t>
         </w:r>
       </w:hyperlink>
       <w:r>
@@ -1753,9 +1707,9 @@
           <w:szCs w:val="22"/>
           <w:lang w:val="en"/>
         </w:rPr>
-        <w:t xml:space="preserve">Efficient Reinforcement Learning through Evolving Neural Network Topologies – Kenneth O. Stanley, Bobby D. Bryant, Risto Miikkulainen - ( </w:t>
-      </w:r>
-      <w:hyperlink r:id="Raf7834a9f2b54b3f">
+        <w:t xml:space="preserve">Neural Network Back-Propagation for Programmers - James McCaffrey - ( </w:t>
+      </w:r>
+      <w:hyperlink r:id="R3a89a20f2a224b8c">
         <w:r>
           <w:rPr>
             <w:rStyle w:val="Hyperlink"/>
@@ -1765,7 +1719,7 @@
             <w:szCs w:val="22"/>
             <w:lang w:val="en"/>
           </w:rPr>
-          <w:t>pap.dvi (utexas.edu)</w:t>
+          <w:t>learn.microsoft.com</w:t>
         </w:r>
       </w:hyperlink>
       <w:r>
@@ -1798,9 +1752,9 @@
           <w:szCs w:val="22"/>
           <w:lang w:val="en"/>
         </w:rPr>
-        <w:t xml:space="preserve">Comparing Evolutionary and Temporal Difference Methods in a Reinforcement Learning Domain - Matthew E. Taylor, Shimon Whiteson, Peter Stone - ( </w:t>
-      </w:r>
-      <w:hyperlink r:id="R5bfab696f4074a96">
+        <w:t xml:space="preserve">The Backpropagation Algorithm - Raúl Rojas González - ( </w:t>
+      </w:r>
+      <w:hyperlink r:id="R9bb362ed47cd4d82">
         <w:r>
           <w:rPr>
             <w:rStyle w:val="Hyperlink"/>
@@ -1810,7 +1764,52 @@
             <w:szCs w:val="22"/>
             <w:lang w:val="en"/>
           </w:rPr>
-          <w:t>gecco-06.dvi (utexas.edu)</w:t>
+          <w:t>page.mi.fu</w:t>
+        </w:r>
+      </w:hyperlink>
+      <w:r>
+        <w:rPr>
+          <w:rFonts w:ascii="Times New Roman" w:hAnsi="Times New Roman" w:eastAsia="Times New Roman" w:cs="Times New Roman"/>
+          <w:noProof w:val="0"/>
+          <w:sz w:val="22"/>
+          <w:szCs w:val="22"/>
+          <w:lang w:val="en"/>
+        </w:rPr>
+        <w:t xml:space="preserve"> )</w:t>
+      </w:r>
+    </w:p>
+    <w:p>
+      <w:pPr>
+        <w:pStyle w:val="Normal"/>
+        <w:rPr>
+          <w:rFonts w:ascii="Times New Roman" w:hAnsi="Times New Roman" w:eastAsia="Times New Roman" w:cs="Times New Roman"/>
+          <w:noProof w:val="0"/>
+          <w:sz w:val="22"/>
+          <w:szCs w:val="22"/>
+          <w:lang w:val="en"/>
+        </w:rPr>
+      </w:pPr>
+      <w:r>
+        <w:rPr>
+          <w:rFonts w:ascii="Times New Roman" w:hAnsi="Times New Roman" w:eastAsia="Times New Roman" w:cs="Times New Roman"/>
+          <w:noProof w:val="0"/>
+          <w:sz w:val="22"/>
+          <w:szCs w:val="22"/>
+          <w:lang w:val="en"/>
+        </w:rPr>
+        <w:t xml:space="preserve">Neuronhálók és tanításuk a  backpropagation algoritmussal - Tóth László SZTE - ( </w:t>
+      </w:r>
+      <w:hyperlink r:id="R036aec883eeb4011">
+        <w:r>
+          <w:rPr>
+            <w:rStyle w:val="Hyperlink"/>
+            <w:rFonts w:ascii="Times New Roman" w:hAnsi="Times New Roman" w:eastAsia="Times New Roman" w:cs="Times New Roman"/>
+            <w:noProof w:val="0"/>
+            <w:sz w:val="22"/>
+            <w:szCs w:val="22"/>
+            <w:lang w:val="en"/>
+          </w:rPr>
+          <w:t>inf.u-szeged.hu</w:t>
         </w:r>
       </w:hyperlink>
       <w:r>
